--- a/General/General Product/Strike-Zone Height Sizing.docx
+++ b/General/General Product/Strike-Zone Height Sizing.docx
@@ -3174,6 +3174,26 @@
 </file>
 
 <file path=customXml/item1.xml><?xml version="1.0" encoding="utf-8"?>
+<p:properties xmlns:p="http://schemas.microsoft.com/office/2006/metadata/properties" xmlns:xsi="http://www.w3.org/2001/XMLSchema-instance" xmlns:pc="http://schemas.microsoft.com/office/infopath/2007/PartnerControls">
+  <documentManagement>
+    <lcf76f155ced4ddcb4097134ff3c332f xmlns="49548318-0a7b-4d65-bc43-907c956e523a">
+      <Terms xmlns="http://schemas.microsoft.com/office/infopath/2007/PartnerControls"/>
+    </lcf76f155ced4ddcb4097134ff3c332f>
+    <TaxCatchAll xmlns="c9422598-6492-471d-9d1f-9c77f43a94f7" xsi:nil="true"/>
+  </documentManagement>
+</p:properties>
+</file>
+
+<file path=customXml/item2.xml><?xml version="1.0" encoding="utf-8"?>
+<?mso-contentType ?>
+<FormTemplates xmlns="http://schemas.microsoft.com/sharepoint/v3/contenttype/forms">
+  <Display>DocumentLibraryForm</Display>
+  <Edit>DocumentLibraryForm</Edit>
+  <New>DocumentLibraryForm</New>
+</FormTemplates>
+</file>
+
+<file path=customXml/item3.xml><?xml version="1.0" encoding="utf-8"?>
 <ct:contentTypeSchema xmlns:ct="http://schemas.microsoft.com/office/2006/metadata/contentType" xmlns:ma="http://schemas.microsoft.com/office/2006/metadata/properties/metaAttributes" ct:_="" ma:_="" ma:contentTypeName="Document" ma:contentTypeID="0x010100065615753B5CCD43966271C4BDE5B13C" ma:contentTypeVersion="12" ma:contentTypeDescription="Create a new document." ma:contentTypeScope="" ma:versionID="07d938646584b3620a216412687bf4bb">
   <xsd:schema xmlns:xsd="http://www.w3.org/2001/XMLSchema" xmlns:xs="http://www.w3.org/2001/XMLSchema" xmlns:p="http://schemas.microsoft.com/office/2006/metadata/properties" xmlns:ns2="49548318-0a7b-4d65-bc43-907c956e523a" xmlns:ns3="c9422598-6492-471d-9d1f-9c77f43a94f7" targetNamespace="http://schemas.microsoft.com/office/2006/metadata/properties" ma:root="true" ma:fieldsID="f7b3de0ef6ad19dc03a2ca3c97ede2cd" ns2:_="" ns3:_="">
     <xsd:import namespace="49548318-0a7b-4d65-bc43-907c956e523a"/>
@@ -3374,34 +3394,40 @@
 </ct:contentTypeSchema>
 </file>
 
-<file path=customXml/item2.xml><?xml version="1.0" encoding="utf-8"?>
-<?mso-contentType ?>
-<FormTemplates xmlns="http://schemas.microsoft.com/sharepoint/v3/contenttype/forms">
-  <Display>DocumentLibraryForm</Display>
-  <Edit>DocumentLibraryForm</Edit>
-  <New>DocumentLibraryForm</New>
-</FormTemplates>
-</file>
-
-<file path=customXml/item3.xml><?xml version="1.0" encoding="utf-8"?>
-<p:properties xmlns:p="http://schemas.microsoft.com/office/2006/metadata/properties" xmlns:xsi="http://www.w3.org/2001/XMLSchema-instance" xmlns:pc="http://schemas.microsoft.com/office/infopath/2007/PartnerControls">
-  <documentManagement>
-    <lcf76f155ced4ddcb4097134ff3c332f xmlns="49548318-0a7b-4d65-bc43-907c956e523a">
-      <Terms xmlns="http://schemas.microsoft.com/office/infopath/2007/PartnerControls"/>
-    </lcf76f155ced4ddcb4097134ff3c332f>
-    <TaxCatchAll xmlns="c9422598-6492-471d-9d1f-9c77f43a94f7" xsi:nil="true"/>
-  </documentManagement>
-</p:properties>
-</file>
-
 <file path=customXml/itemProps1.xml><?xml version="1.0" encoding="utf-8"?>
-<ds:datastoreItem xmlns:ds="http://schemas.openxmlformats.org/officeDocument/2006/customXml" ds:itemID="{131E5955-71C7-48F4-8FFA-C39EAC41A474}"/>
+<ds:datastoreItem xmlns:ds="http://schemas.openxmlformats.org/officeDocument/2006/customXml" ds:itemID="{F365E941-721E-4A3F-8FC9-D1BA5D7B2A5E}">
+  <ds:schemaRefs>
+    <ds:schemaRef ds:uri="http://schemas.microsoft.com/office/2006/metadata/properties"/>
+    <ds:schemaRef ds:uri="http://schemas.microsoft.com/office/infopath/2007/PartnerControls"/>
+    <ds:schemaRef ds:uri="49548318-0a7b-4d65-bc43-907c956e523a"/>
+    <ds:schemaRef ds:uri="c9422598-6492-471d-9d1f-9c77f43a94f7"/>
+  </ds:schemaRefs>
+</ds:datastoreItem>
 </file>
 
 <file path=customXml/itemProps2.xml><?xml version="1.0" encoding="utf-8"?>
-<ds:datastoreItem xmlns:ds="http://schemas.openxmlformats.org/officeDocument/2006/customXml" ds:itemID="{6644A0EC-CE1E-42DB-9BA3-BEF9B34A2FEC}"/>
+<ds:datastoreItem xmlns:ds="http://schemas.openxmlformats.org/officeDocument/2006/customXml" ds:itemID="{6644A0EC-CE1E-42DB-9BA3-BEF9B34A2FEC}">
+  <ds:schemaRefs>
+    <ds:schemaRef ds:uri="http://schemas.microsoft.com/sharepoint/v3/contenttype/forms"/>
+  </ds:schemaRefs>
+</ds:datastoreItem>
 </file>
 
 <file path=customXml/itemProps3.xml><?xml version="1.0" encoding="utf-8"?>
-<ds:datastoreItem xmlns:ds="http://schemas.openxmlformats.org/officeDocument/2006/customXml" ds:itemID="{F365E941-721E-4A3F-8FC9-D1BA5D7B2A5E}"/>
+<ds:datastoreItem xmlns:ds="http://schemas.openxmlformats.org/officeDocument/2006/customXml" ds:itemID="{131E5955-71C7-48F4-8FFA-C39EAC41A474}">
+  <ds:schemaRefs>
+    <ds:schemaRef ds:uri="http://schemas.microsoft.com/office/2006/metadata/contentType"/>
+    <ds:schemaRef ds:uri="http://schemas.microsoft.com/office/2006/metadata/properties/metaAttributes"/>
+    <ds:schemaRef ds:uri="http://www.w3.org/2001/XMLSchema"/>
+    <ds:schemaRef ds:uri="http://schemas.microsoft.com/office/2006/metadata/properties"/>
+    <ds:schemaRef ds:uri="49548318-0a7b-4d65-bc43-907c956e523a"/>
+    <ds:schemaRef ds:uri="c9422598-6492-471d-9d1f-9c77f43a94f7"/>
+    <ds:schemaRef ds:uri="http://schemas.microsoft.com/office/2006/documentManagement/types"/>
+    <ds:schemaRef ds:uri="http://schemas.microsoft.com/office/infopath/2007/PartnerControls"/>
+    <ds:schemaRef ds:uri="http://schemas.openxmlformats.org/package/2006/metadata/core-properties"/>
+    <ds:schemaRef ds:uri="http://purl.org/dc/elements/1.1/"/>
+    <ds:schemaRef ds:uri="http://purl.org/dc/terms/"/>
+    <ds:schemaRef ds:uri="http://schemas.microsoft.com/internal/obd"/>
+  </ds:schemaRefs>
+</ds:datastoreItem>
 </file>
--- a/General/General Product/Strike-Zone Height Sizing.docx
+++ b/General/General Product/Strike-Zone Height Sizing.docx
@@ -3174,26 +3174,6 @@
 </file>
 
 <file path=customXml/item1.xml><?xml version="1.0" encoding="utf-8"?>
-<p:properties xmlns:p="http://schemas.microsoft.com/office/2006/metadata/properties" xmlns:xsi="http://www.w3.org/2001/XMLSchema-instance" xmlns:pc="http://schemas.microsoft.com/office/infopath/2007/PartnerControls">
-  <documentManagement>
-    <lcf76f155ced4ddcb4097134ff3c332f xmlns="49548318-0a7b-4d65-bc43-907c956e523a">
-      <Terms xmlns="http://schemas.microsoft.com/office/infopath/2007/PartnerControls"/>
-    </lcf76f155ced4ddcb4097134ff3c332f>
-    <TaxCatchAll xmlns="c9422598-6492-471d-9d1f-9c77f43a94f7" xsi:nil="true"/>
-  </documentManagement>
-</p:properties>
-</file>
-
-<file path=customXml/item2.xml><?xml version="1.0" encoding="utf-8"?>
-<?mso-contentType ?>
-<FormTemplates xmlns="http://schemas.microsoft.com/sharepoint/v3/contenttype/forms">
-  <Display>DocumentLibraryForm</Display>
-  <Edit>DocumentLibraryForm</Edit>
-  <New>DocumentLibraryForm</New>
-</FormTemplates>
-</file>
-
-<file path=customXml/item3.xml><?xml version="1.0" encoding="utf-8"?>
 <ct:contentTypeSchema xmlns:ct="http://schemas.microsoft.com/office/2006/metadata/contentType" xmlns:ma="http://schemas.microsoft.com/office/2006/metadata/properties/metaAttributes" ct:_="" ma:_="" ma:contentTypeName="Document" ma:contentTypeID="0x010100065615753B5CCD43966271C4BDE5B13C" ma:contentTypeVersion="12" ma:contentTypeDescription="Create a new document." ma:contentTypeScope="" ma:versionID="07d938646584b3620a216412687bf4bb">
   <xsd:schema xmlns:xsd="http://www.w3.org/2001/XMLSchema" xmlns:xs="http://www.w3.org/2001/XMLSchema" xmlns:p="http://schemas.microsoft.com/office/2006/metadata/properties" xmlns:ns2="49548318-0a7b-4d65-bc43-907c956e523a" xmlns:ns3="c9422598-6492-471d-9d1f-9c77f43a94f7" targetNamespace="http://schemas.microsoft.com/office/2006/metadata/properties" ma:root="true" ma:fieldsID="f7b3de0ef6ad19dc03a2ca3c97ede2cd" ns2:_="" ns3:_="">
     <xsd:import namespace="49548318-0a7b-4d65-bc43-907c956e523a"/>
@@ -3394,40 +3374,34 @@
 </ct:contentTypeSchema>
 </file>
 
+<file path=customXml/item2.xml><?xml version="1.0" encoding="utf-8"?>
+<?mso-contentType ?>
+<FormTemplates xmlns="http://schemas.microsoft.com/sharepoint/v3/contenttype/forms">
+  <Display>DocumentLibraryForm</Display>
+  <Edit>DocumentLibraryForm</Edit>
+  <New>DocumentLibraryForm</New>
+</FormTemplates>
+</file>
+
+<file path=customXml/item3.xml><?xml version="1.0" encoding="utf-8"?>
+<p:properties xmlns:p="http://schemas.microsoft.com/office/2006/metadata/properties" xmlns:xsi="http://www.w3.org/2001/XMLSchema-instance" xmlns:pc="http://schemas.microsoft.com/office/infopath/2007/PartnerControls">
+  <documentManagement>
+    <lcf76f155ced4ddcb4097134ff3c332f xmlns="49548318-0a7b-4d65-bc43-907c956e523a">
+      <Terms xmlns="http://schemas.microsoft.com/office/infopath/2007/PartnerControls"/>
+    </lcf76f155ced4ddcb4097134ff3c332f>
+    <TaxCatchAll xmlns="c9422598-6492-471d-9d1f-9c77f43a94f7" xsi:nil="true"/>
+  </documentManagement>
+</p:properties>
+</file>
+
 <file path=customXml/itemProps1.xml><?xml version="1.0" encoding="utf-8"?>
-<ds:datastoreItem xmlns:ds="http://schemas.openxmlformats.org/officeDocument/2006/customXml" ds:itemID="{F365E941-721E-4A3F-8FC9-D1BA5D7B2A5E}">
-  <ds:schemaRefs>
-    <ds:schemaRef ds:uri="http://schemas.microsoft.com/office/2006/metadata/properties"/>
-    <ds:schemaRef ds:uri="http://schemas.microsoft.com/office/infopath/2007/PartnerControls"/>
-    <ds:schemaRef ds:uri="49548318-0a7b-4d65-bc43-907c956e523a"/>
-    <ds:schemaRef ds:uri="c9422598-6492-471d-9d1f-9c77f43a94f7"/>
-  </ds:schemaRefs>
-</ds:datastoreItem>
+<ds:datastoreItem xmlns:ds="http://schemas.openxmlformats.org/officeDocument/2006/customXml" ds:itemID="{131E5955-71C7-48F4-8FFA-C39EAC41A474}"/>
 </file>
 
 <file path=customXml/itemProps2.xml><?xml version="1.0" encoding="utf-8"?>
-<ds:datastoreItem xmlns:ds="http://schemas.openxmlformats.org/officeDocument/2006/customXml" ds:itemID="{6644A0EC-CE1E-42DB-9BA3-BEF9B34A2FEC}">
-  <ds:schemaRefs>
-    <ds:schemaRef ds:uri="http://schemas.microsoft.com/sharepoint/v3/contenttype/forms"/>
-  </ds:schemaRefs>
-</ds:datastoreItem>
+<ds:datastoreItem xmlns:ds="http://schemas.openxmlformats.org/officeDocument/2006/customXml" ds:itemID="{6644A0EC-CE1E-42DB-9BA3-BEF9B34A2FEC}"/>
 </file>
 
 <file path=customXml/itemProps3.xml><?xml version="1.0" encoding="utf-8"?>
-<ds:datastoreItem xmlns:ds="http://schemas.openxmlformats.org/officeDocument/2006/customXml" ds:itemID="{131E5955-71C7-48F4-8FFA-C39EAC41A474}">
-  <ds:schemaRefs>
-    <ds:schemaRef ds:uri="http://schemas.microsoft.com/office/2006/metadata/contentType"/>
-    <ds:schemaRef ds:uri="http://schemas.microsoft.com/office/2006/metadata/properties/metaAttributes"/>
-    <ds:schemaRef ds:uri="http://www.w3.org/2001/XMLSchema"/>
-    <ds:schemaRef ds:uri="http://schemas.microsoft.com/office/2006/metadata/properties"/>
-    <ds:schemaRef ds:uri="49548318-0a7b-4d65-bc43-907c956e523a"/>
-    <ds:schemaRef ds:uri="c9422598-6492-471d-9d1f-9c77f43a94f7"/>
-    <ds:schemaRef ds:uri="http://schemas.microsoft.com/office/2006/documentManagement/types"/>
-    <ds:schemaRef ds:uri="http://schemas.microsoft.com/office/infopath/2007/PartnerControls"/>
-    <ds:schemaRef ds:uri="http://schemas.openxmlformats.org/package/2006/metadata/core-properties"/>
-    <ds:schemaRef ds:uri="http://purl.org/dc/elements/1.1/"/>
-    <ds:schemaRef ds:uri="http://purl.org/dc/terms/"/>
-    <ds:schemaRef ds:uri="http://schemas.microsoft.com/internal/obd"/>
-  </ds:schemaRefs>
-</ds:datastoreItem>
+<ds:datastoreItem xmlns:ds="http://schemas.openxmlformats.org/officeDocument/2006/customXml" ds:itemID="{F365E941-721E-4A3F-8FC9-D1BA5D7B2A5E}"/>
 </file>